--- a/fase1/individuales/MADRID_DIEGO_1.2_APT122_DiarioReflexionFase1.docx
+++ b/fase1/individuales/MADRID_DIEGO_1.2_APT122_DiarioReflexionFase1.docx
@@ -740,7 +740,7 @@
         <w:br/>
         <w:t xml:space="preserve">¿Cómo te gustaría que fuera tu escenario laboral en 5 años más? ¿Qué te gustaría estar haciendo?</w:t>
         <w:br/>
-        <w:t xml:space="preserve">R: En 5 años me gustaría estar liderando proyectos de integración y desarrollo de productos digitales, ya sea dentro de una empresa tecnológica o en emprendimientos propios. Actualmente participo en el desarrollo de D-PAY, una aplicación POS móvil con emisión de DTE y pagos con tarjeta, donde he trabajado en la integración con backend, flujos de cobro, sincronización y evolución hacia un modelo multi-dispositivo. Me gustaría que esa experiencia me permita especializarme como desarrollador full-stack con foco en integraciones, APIs y soluciones comerciales listas para producción.</w:t>
+        <w:t xml:space="preserve">R: En 5 años me gustaría estar liderando proyectos de integración y desarrollo de productos digitales, ya sea dentro de una empresa tecnológica o en emprendimientos propios. Actualmente participo en el desarrollo de D-PAY, una aplicación POS móvil con emisión de DTE y pagos con tarjeta, donde he trabajado en la integración con backend, flujos de cobro, sincronización y producto POS completo documentado y estabilizado. Me gustaría que esa experiencia me permita especializarme como desarrollador full-stack con foco en integraciones, APIs y soluciones comerciales listas para producción.</w:t>
         <w:br/>
         <w:t xml:space="preserve"/>
         <w:br/>
@@ -900,7 +900,7 @@
         <w:br/>
         <w:t xml:space="preserve">¿En qué contexto se debería situar este Proyecto APT?</w:t>
         <w:br/>
-        <w:t xml:space="preserve">El proyecto debe situarse en el contexto de una empresa o comercio que necesita digitalizar sus ventas, cobrar con distintos medios de pago y emitir documentos tributarios electrónicos desde un dispositivo móvil. En nuestro caso, D-PAY se articula con DTemite y busca evolucionar hacia un ecosistema multi-dispositivo y multi-pasarela, lo que lo convierte en un escenario ideal para aplicar integración, arquitectura y gestión de proyecto en condiciones reales.</w:t>
+        <w:t xml:space="preserve">El proyecto debe situarse en el contexto de una empresa o comercio que necesita digitalizar sus ventas, cobrar con distintos medios de pago y emitir documentos tributarios electrónicos desde un dispositivo móvil. En nuestro caso, D-PAY se articula con DTemite y busca completar el POS móvil integrado al ERP DTemite (venta, cobro, DTE), lo que lo convierte en un escenario ideal para aplicar integración, arquitectura y gestión de proyecto en condiciones reales.</w:t>
       </w:r>
     </w:p>
     <w:p>
